--- a/output/report.docx
+++ b/output/report.docx
@@ -14,7 +14,7 @@
     <w:p/>
     <w:p>
       <w:r>
-        <w:t>生成时间: 2026-05-05 14:48:19</w:t>
+        <w:t>生成时间: 2026-05-06 08:19:59</w:t>
       </w:r>
     </w:p>
     <w:p>
@@ -46,17 +46,17 @@
     </w:p>
     <w:p>
       <w:r>
-        <w:t>热点事件 | 229 | 19</w:t>
+        <w:t>热点事件 | 301 | 37</w:t>
       </w:r>
     </w:p>
     <w:p>
       <w:r>
-        <w:t>用户评论 | 8678 | 已分析 8678</w:t>
+        <w:t>用户评论 | 12099 | 已分析 12099</w:t>
       </w:r>
     </w:p>
     <w:p>
       <w:r>
-        <w:t>情感报告 | 0 | 份</w:t>
+        <w:t>情感报告 | 787 | 份</w:t>
       </w:r>
     </w:p>
     <w:p/>
@@ -65,7 +65,7 @@
         <w:ind w:left="720" w:right="720"/>
       </w:pPr>
       <w:r>
-        <w:t>数据说明：本报告基于2026-05-05采集的数据生成。</w:t>
+        <w:t>数据说明：本报告基于2026-05-06采集的数据生成。</w:t>
       </w:r>
     </w:p>
     <w:p/>
@@ -90,56 +90,56 @@
         <w:pStyle w:val="ListNumber"/>
       </w:pPr>
       <w:r>
-        <w:t>**浏阳烟花厂爆炸致26死61伤**</w:t>
+        <w:t>**女子坠亡悬崖秋千开业仅1个多月**</w:t>
       </w:r>
     </w:p>
     <w:p>
       <w:r>
-        <w:t>热度: 12,388,935 | 来源: 微博 | 日期: 2026-05-05</w:t>
+        <w:t>热度: 1,169,250 | 来源: 微博 | 日期: 2026-05-06</w:t>
       </w:r>
     </w:p>
     <w:p/>
     <w:p>
       <w:r>
-        <w:t>2. 数字技术催生文旅新业态</w:t>
+        <w:t>2. 欧冠</w:t>
       </w:r>
     </w:p>
     <w:p>
       <w:r>
-        <w:t>热度: 1,700,874 | 来源: 微博 | 日期: 2026-05-05</w:t>
+        <w:t>热度: 887,215 | 来源: 微博 | 日期: 2026-05-06</w:t>
       </w:r>
     </w:p>
     <w:p/>
     <w:p>
       <w:r>
-        <w:t>3. 导致脊柱侧弯的姿势都好舒服</w:t>
+        <w:t>3. 一定要好好度过你的奥德赛时期</w:t>
       </w:r>
     </w:p>
     <w:p>
       <w:r>
-        <w:t>热度: 756,919 | 来源: 微博 | 日期: 2026-05-05</w:t>
+        <w:t>热度: 514,347 | 来源: 微博 | 日期: 2026-05-06</w:t>
       </w:r>
     </w:p>
     <w:p/>
     <w:p>
       <w:r>
-        <w:t>4. 国内一年仅卖2763万台彩电</w:t>
+        <w:t>4. 男友婚前查出乙肝女子父母让分手</w:t>
       </w:r>
     </w:p>
     <w:p>
       <w:r>
-        <w:t>热度: 680,080 | 来源: 微博 | 日期: 2026-05-05</w:t>
+        <w:t>热度: 512,089 | 来源: 微博 | 日期: 2026-05-06</w:t>
       </w:r>
     </w:p>
     <w:p/>
     <w:p>
       <w:r>
-        <w:t>5. 浏阳烟花厂爆炸事故新闻发布会</w:t>
+        <w:t>5. 阿森纳晋级欧冠决赛</w:t>
       </w:r>
     </w:p>
     <w:p>
       <w:r>
-        <w:t>热度: 568,897 | 来源: 微博 | 日期: 2026-05-05</w:t>
+        <w:t>热度: 511,586 | 来源: 微博 | 日期: 2026-05-06</w:t>
       </w:r>
     </w:p>
     <w:p/>
@@ -176,7 +176,7 @@
         <w:pStyle w:val="ListBullet"/>
       </w:pPr>
       <w:r>
-        <w:t>**正面评论**: 0.0% (0条)</w:t>
+        <w:t>**正面评论**: 52.0% (18,093条)</w:t>
       </w:r>
     </w:p>
     <w:p>
@@ -184,7 +184,7 @@
         <w:pStyle w:val="ListBullet"/>
       </w:pPr>
       <w:r>
-        <w:t>**负面评论**: 0.0% (0条)</w:t>
+        <w:t>**负面评论**: 31.7% (11,027条)</w:t>
       </w:r>
     </w:p>
     <w:p>
@@ -192,7 +192,7 @@
         <w:pStyle w:val="ListBullet"/>
       </w:pPr>
       <w:r>
-        <w:t>**中性评论**: 0.0% (0条)</w:t>
+        <w:t>**中性评论**: 16.4% (5,706条)</w:t>
       </w:r>
     </w:p>
     <w:p>
@@ -200,7 +200,7 @@
         <w:pStyle w:val="ListBullet"/>
       </w:pPr>
       <w:r>
-        <w:t>**总计**: 1条评论</w:t>
+        <w:t>**总计**: 34,826条评论</w:t>
       </w:r>
     </w:p>
     <w:p/>
@@ -216,7 +216,12 @@
     <w:p/>
     <w:p>
       <w:r>
-        <w:t>暂无正面占主导的事件</w:t>
+        <w:t>智慧春耕科技范儿十足</w:t>
+      </w:r>
+    </w:p>
+    <w:p>
+      <w:r>
+        <w:t>正面评论占比: 100.0% (6/6条)</w:t>
       </w:r>
     </w:p>
     <w:p/>
@@ -232,7 +237,12 @@
     <w:p/>
     <w:p>
       <w:r>
-        <w:t>暂无负面占主导的事件</w:t>
+        <w:t>35岁男子反复口腔溃疡查出舌鳞癌</w:t>
+      </w:r>
+    </w:p>
+    <w:p>
+      <w:r>
+        <w:t>负面评论占比: 100.0% (1/1条)</w:t>
       </w:r>
     </w:p>
     <w:p/>
@@ -264,7 +274,12 @@
     <w:p/>
     <w:p>
       <w:r>
-        <w:t>暂无数据</w:t>
+        <w:t>国乒男团9比0横扫澳大利亚</w:t>
+      </w:r>
+    </w:p>
+    <w:p>
+      <w:r>
+        <w:t>正面: 45条, 负面: 0条, 差值: 45条</w:t>
       </w:r>
     </w:p>
     <w:p/>
@@ -280,7 +295,12 @@
     <w:p/>
     <w:p>
       <w:r>
-        <w:t>暂无数据</w:t>
+        <w:t>贺峻霖 但凡有人尊重一下我呢</w:t>
+      </w:r>
+    </w:p>
+    <w:p>
+      <w:r>
+        <w:t>正面: 20条, 负面: 20条, 差值: 0条</w:t>
       </w:r>
     </w:p>
     <w:p/>
@@ -383,7 +403,7 @@
     </w:p>
     <w:p>
       <w:r>
-        <w:t>*生成时间: 2026-05-05 14:48:19*</w:t>
+        <w:t>*生成时间: 2026-05-06 08:19:59*</w:t>
       </w:r>
     </w:p>
     <w:p/>
@@ -406,7 +426,7 @@
       <w:jc w:val="center"/>
     </w:pPr>
     <w:r>
-      <w:t>生成时间: 2026-05-05 14:48:19 | 社交媒体热点话题分析系统</w:t>
+      <w:t>生成时间: 2026-05-06 08:19:59 | 社交媒体热点话题分析系统</w:t>
     </w:r>
   </w:p>
 </w:ftr>

--- a/output/report.docx
+++ b/output/report.docx
@@ -14,7 +14,7 @@
     <w:p/>
     <w:p>
       <w:r>
-        <w:t>生成时间: 2026-05-06 08:19:59</w:t>
+        <w:t>生成时间: 2026-05-06 13:01:26</w:t>
       </w:r>
     </w:p>
     <w:p>
@@ -46,17 +46,17 @@
     </w:p>
     <w:p>
       <w:r>
-        <w:t>热点事件 | 301 | 37</w:t>
+        <w:t>热点事件 | 307 | 43</w:t>
       </w:r>
     </w:p>
     <w:p>
       <w:r>
-        <w:t>用户评论 | 12099 | 已分析 12099</w:t>
+        <w:t>用户评论 | 12530 | 已分析 12530</w:t>
       </w:r>
     </w:p>
     <w:p>
       <w:r>
-        <w:t>情感报告 | 787 | 份</w:t>
+        <w:t>情感报告 | 1064 | 份</w:t>
       </w:r>
     </w:p>
     <w:p/>
@@ -101,45 +101,45 @@
     <w:p/>
     <w:p>
       <w:r>
-        <w:t>2. 欧冠</w:t>
+        <w:t>2. 吴宜泽回应50万英镑奖金用途</w:t>
       </w:r>
     </w:p>
     <w:p>
       <w:r>
-        <w:t>热度: 887,215 | 来源: 微博 | 日期: 2026-05-06</w:t>
+        <w:t>热度: 1,078,096 | 来源: 微博 | 日期: 2026-05-06</w:t>
       </w:r>
     </w:p>
     <w:p/>
     <w:p>
       <w:r>
-        <w:t>3. 一定要好好度过你的奥德赛时期</w:t>
+        <w:t>3. 金建希案二审法官死在法院内</w:t>
       </w:r>
     </w:p>
     <w:p>
       <w:r>
-        <w:t>热度: 514,347 | 来源: 微博 | 日期: 2026-05-06</w:t>
+        <w:t>热度: 775,534 | 来源: 微博 | 日期: 2026-05-06</w:t>
       </w:r>
     </w:p>
     <w:p/>
     <w:p>
       <w:r>
-        <w:t>4. 男友婚前查出乙肝女子父母让分手</w:t>
+        <w:t>4. 一定要好好度过你的奥德赛时期</w:t>
       </w:r>
     </w:p>
     <w:p>
       <w:r>
-        <w:t>热度: 512,089 | 来源: 微博 | 日期: 2026-05-06</w:t>
+        <w:t>热度: 668,959 | 来源: 微博 | 日期: 2026-05-06</w:t>
       </w:r>
     </w:p>
     <w:p/>
     <w:p>
       <w:r>
-        <w:t>5. 阿森纳晋级欧冠决赛</w:t>
+        <w:t>5. 考试前一天做真题回顾还是太权威了</w:t>
       </w:r>
     </w:p>
     <w:p>
       <w:r>
-        <w:t>热度: 511,586 | 来源: 微博 | 日期: 2026-05-06</w:t>
+        <w:t>热度: 657,697 | 来源: 微博 | 日期: 2026-05-06</w:t>
       </w:r>
     </w:p>
     <w:p/>
@@ -176,7 +176,7 @@
         <w:pStyle w:val="ListBullet"/>
       </w:pPr>
       <w:r>
-        <w:t>**正面评论**: 52.0% (18,093条)</w:t>
+        <w:t>**正面评论**: 52.0% (24,634条)</w:t>
       </w:r>
     </w:p>
     <w:p>
@@ -184,7 +184,7 @@
         <w:pStyle w:val="ListBullet"/>
       </w:pPr>
       <w:r>
-        <w:t>**负面评论**: 31.7% (11,027条)</w:t>
+        <w:t>**负面评论**: 31.7% (14,990条)</w:t>
       </w:r>
     </w:p>
     <w:p>
@@ -192,7 +192,7 @@
         <w:pStyle w:val="ListBullet"/>
       </w:pPr>
       <w:r>
-        <w:t>**中性评论**: 16.4% (5,706条)</w:t>
+        <w:t>**中性评论**: 16.3% (7,732条)</w:t>
       </w:r>
     </w:p>
     <w:p>
@@ -200,7 +200,7 @@
         <w:pStyle w:val="ListBullet"/>
       </w:pPr>
       <w:r>
-        <w:t>**总计**: 34,826条评论</w:t>
+        <w:t>**总计**: 47,356条评论</w:t>
       </w:r>
     </w:p>
     <w:p/>
@@ -403,7 +403,7 @@
     </w:p>
     <w:p>
       <w:r>
-        <w:t>*生成时间: 2026-05-06 08:19:59*</w:t>
+        <w:t>*生成时间: 2026-05-06 13:01:26*</w:t>
       </w:r>
     </w:p>
     <w:p/>
@@ -426,7 +426,7 @@
       <w:jc w:val="center"/>
     </w:pPr>
     <w:r>
-      <w:t>生成时间: 2026-05-06 08:19:59 | 社交媒体热点话题分析系统</w:t>
+      <w:t>生成时间: 2026-05-06 13:01:26 | 社交媒体热点话题分析系统</w:t>
     </w:r>
   </w:p>
 </w:ftr>
